--- a/React/Notes.docx
+++ b/React/Notes.docx
@@ -748,12 +748,240 @@
       </w:r>
     </w:p>
     <w:p/>
-    <w:p/>
-    <w:p/>
-    <w:p/>
-    <w:p/>
-    <w:p/>
-    <w:p/>
+    <w:p>
+      <w:proofErr w:type="spellStart"/>
+      <w:r>
+        <w:t>Javascript</w:t>
+      </w:r>
+      <w:proofErr w:type="spellEnd"/>
+      <w:r>
+        <w:t xml:space="preserve"> have coding question</w:t>
+      </w:r>
+    </w:p>
+    <w:p>
+      <w:proofErr w:type="spellStart"/>
+      <w:r>
+        <w:t>Javascript</w:t>
+      </w:r>
+      <w:proofErr w:type="spellEnd"/>
+      <w:r>
+        <w:t xml:space="preserve"> have theory 60% + coding 40%</w:t>
+      </w:r>
+    </w:p>
+    <w:p>
+      <w:proofErr w:type="spellStart"/>
+      <w:r>
+        <w:t>Leetcode</w:t>
+      </w:r>
+      <w:proofErr w:type="spellEnd"/>
+      <w:r>
+        <w:t xml:space="preserve"> practicing</w:t>
+      </w:r>
+    </w:p>
+    <w:p>
+      <w:r>
+        <w:rPr>
+          <w:noProof/>
+        </w:rPr>
+        <w:drawing>
+          <wp:anchor distT="0" distB="0" distL="114300" distR="114300" simplePos="0" relativeHeight="251658240" behindDoc="0" locked="0" layoutInCell="1" allowOverlap="1" wp14:anchorId="50F84273" wp14:editId="4EF00D3B">
+            <wp:simplePos x="0" y="0"/>
+            <wp:positionH relativeFrom="margin">
+              <wp:posOffset>3581400</wp:posOffset>
+            </wp:positionH>
+            <wp:positionV relativeFrom="paragraph">
+              <wp:posOffset>297180</wp:posOffset>
+            </wp:positionV>
+            <wp:extent cx="2015067" cy="1393109"/>
+            <wp:effectExtent l="0" t="0" r="4445" b="0"/>
+            <wp:wrapNone/>
+            <wp:docPr id="420917567" name="Picture 1"/>
+            <wp:cNvGraphicFramePr>
+              <a:graphicFrameLocks xmlns:a="http://schemas.openxmlformats.org/drawingml/2006/main" noChangeAspect="1"/>
+            </wp:cNvGraphicFramePr>
+            <a:graphic xmlns:a="http://schemas.openxmlformats.org/drawingml/2006/main">
+              <a:graphicData uri="http://schemas.openxmlformats.org/drawingml/2006/picture">
+                <pic:pic xmlns:pic="http://schemas.openxmlformats.org/drawingml/2006/picture">
+                  <pic:nvPicPr>
+                    <pic:cNvPr id="420917567" name=""/>
+                    <pic:cNvPicPr/>
+                  </pic:nvPicPr>
+                  <pic:blipFill>
+                    <a:blip r:embed="rId10" cstate="print">
+                      <a:extLst>
+                        <a:ext uri="{28A0092B-C50C-407E-A947-70E740481C1C}">
+                          <a14:useLocalDpi xmlns:a14="http://schemas.microsoft.com/office/drawing/2010/main" val="0"/>
+                        </a:ext>
+                      </a:extLst>
+                    </a:blip>
+                    <a:stretch>
+                      <a:fillRect/>
+                    </a:stretch>
+                  </pic:blipFill>
+                  <pic:spPr>
+                    <a:xfrm>
+                      <a:off x="0" y="0"/>
+                      <a:ext cx="2015067" cy="1393109"/>
+                    </a:xfrm>
+                    <a:prstGeom prst="rect">
+                      <a:avLst/>
+                    </a:prstGeom>
+                  </pic:spPr>
+                </pic:pic>
+              </a:graphicData>
+            </a:graphic>
+            <wp14:sizeRelH relativeFrom="margin">
+              <wp14:pctWidth>0</wp14:pctWidth>
+            </wp14:sizeRelH>
+            <wp14:sizeRelV relativeFrom="margin">
+              <wp14:pctHeight>0</wp14:pctHeight>
+            </wp14:sizeRelV>
+          </wp:anchor>
+        </w:drawing>
+      </w:r>
+    </w:p>
+    <w:p>
+      <w:r>
+        <w:t>How to handle this key word in class component</w:t>
+      </w:r>
+      <w:r>
+        <w:t>?</w:t>
+      </w:r>
+    </w:p>
+    <w:p>
+      <w:r>
+        <w:t xml:space="preserve">First way: - </w:t>
+      </w:r>
+    </w:p>
+    <w:p/>
+    <w:p/>
+    <w:p/>
+    <w:p>
+      <w:r>
+        <w:rPr>
+          <w:noProof/>
+        </w:rPr>
+        <w:drawing>
+          <wp:anchor distT="0" distB="0" distL="114300" distR="114300" simplePos="0" relativeHeight="251659264" behindDoc="0" locked="0" layoutInCell="1" allowOverlap="1" wp14:anchorId="5B142B72" wp14:editId="09BDBC5E">
+            <wp:simplePos x="0" y="0"/>
+            <wp:positionH relativeFrom="column">
+              <wp:posOffset>4097020</wp:posOffset>
+            </wp:positionH>
+            <wp:positionV relativeFrom="paragraph">
+              <wp:posOffset>240877</wp:posOffset>
+            </wp:positionV>
+            <wp:extent cx="2476078" cy="1981200"/>
+            <wp:effectExtent l="0" t="0" r="635" b="0"/>
+            <wp:wrapNone/>
+            <wp:docPr id="128928694" name="Picture 1"/>
+            <wp:cNvGraphicFramePr>
+              <a:graphicFrameLocks xmlns:a="http://schemas.openxmlformats.org/drawingml/2006/main" noChangeAspect="1"/>
+            </wp:cNvGraphicFramePr>
+            <a:graphic xmlns:a="http://schemas.openxmlformats.org/drawingml/2006/main">
+              <a:graphicData uri="http://schemas.openxmlformats.org/drawingml/2006/picture">
+                <pic:pic xmlns:pic="http://schemas.openxmlformats.org/drawingml/2006/picture">
+                  <pic:nvPicPr>
+                    <pic:cNvPr id="128928694" name=""/>
+                    <pic:cNvPicPr/>
+                  </pic:nvPicPr>
+                  <pic:blipFill>
+                    <a:blip r:embed="rId11" cstate="print">
+                      <a:extLst>
+                        <a:ext uri="{28A0092B-C50C-407E-A947-70E740481C1C}">
+                          <a14:useLocalDpi xmlns:a14="http://schemas.microsoft.com/office/drawing/2010/main" val="0"/>
+                        </a:ext>
+                      </a:extLst>
+                    </a:blip>
+                    <a:stretch>
+                      <a:fillRect/>
+                    </a:stretch>
+                  </pic:blipFill>
+                  <pic:spPr>
+                    <a:xfrm>
+                      <a:off x="0" y="0"/>
+                      <a:ext cx="2476078" cy="1981200"/>
+                    </a:xfrm>
+                    <a:prstGeom prst="rect">
+                      <a:avLst/>
+                    </a:prstGeom>
+                  </pic:spPr>
+                </pic:pic>
+              </a:graphicData>
+            </a:graphic>
+            <wp14:sizeRelH relativeFrom="margin">
+              <wp14:pctWidth>0</wp14:pctWidth>
+            </wp14:sizeRelH>
+            <wp14:sizeRelV relativeFrom="margin">
+              <wp14:pctHeight>0</wp14:pctHeight>
+            </wp14:sizeRelV>
+          </wp:anchor>
+        </w:drawing>
+      </w:r>
+      <w:proofErr w:type="spellStart"/>
+      <w:r>
+        <w:t>SecondWay</w:t>
+      </w:r>
+      <w:proofErr w:type="spellEnd"/>
+      <w:r>
+        <w:t>: -</w:t>
+      </w:r>
+    </w:p>
+    <w:p>
+      <w:r>
+        <w:t xml:space="preserve">In constructor you need to bind this </w:t>
+      </w:r>
+    </w:p>
+    <w:p>
+      <w:proofErr w:type="gramStart"/>
+      <w:r>
+        <w:t>Constructor(){</w:t>
+      </w:r>
+      <w:proofErr w:type="gramEnd"/>
+    </w:p>
+    <w:p>
+      <w:proofErr w:type="spellStart"/>
+      <w:r>
+        <w:t>This.handleClick</w:t>
+      </w:r>
+      <w:proofErr w:type="spellEnd"/>
+      <w:r>
+        <w:t>=</w:t>
+      </w:r>
+      <w:proofErr w:type="spellStart"/>
+      <w:proofErr w:type="gramStart"/>
+      <w:r>
+        <w:t>this.hansleClick.bind</w:t>
+      </w:r>
+      <w:proofErr w:type="spellEnd"/>
+      <w:proofErr w:type="gramEnd"/>
+      <w:r>
+        <w:t>(this);</w:t>
+      </w:r>
+    </w:p>
+    <w:p/>
+    <w:p>
+      <w:proofErr w:type="spellStart"/>
+      <w:r>
+        <w:t>ThirdWay</w:t>
+      </w:r>
+      <w:proofErr w:type="spellEnd"/>
+      <w:r>
+        <w:t>: -</w:t>
+      </w:r>
+    </w:p>
+    <w:p>
+      <w:r>
+        <w:t xml:space="preserve">Make the </w:t>
+      </w:r>
+      <w:proofErr w:type="spellStart"/>
+      <w:r>
+        <w:t>functiona</w:t>
+      </w:r>
+      <w:proofErr w:type="spellEnd"/>
+      <w:r>
+        <w:t xml:space="preserve"> as arrow function.</w:t>
+      </w:r>
+    </w:p>
     <w:p>
       <w:r>
         <w:rPr>
@@ -773,96 +1001,6 @@
                 <pic:pic xmlns:pic="http://schemas.openxmlformats.org/drawingml/2006/picture">
                   <pic:nvPicPr>
                     <pic:cNvPr id="2000631506" name=""/>
-                    <pic:cNvPicPr/>
-                  </pic:nvPicPr>
-                  <pic:blipFill>
-                    <a:blip r:embed="rId10"/>
-                    <a:stretch>
-                      <a:fillRect/>
-                    </a:stretch>
-                  </pic:blipFill>
-                  <pic:spPr>
-                    <a:xfrm>
-                      <a:off x="0" y="0"/>
-                      <a:ext cx="5943600" cy="3157855"/>
-                    </a:xfrm>
-                    <a:prstGeom prst="rect">
-                      <a:avLst/>
-                    </a:prstGeom>
-                  </pic:spPr>
-                </pic:pic>
-              </a:graphicData>
-            </a:graphic>
-          </wp:inline>
-        </w:drawing>
-      </w:r>
-      <w:r>
-        <w:rPr>
-          <w:noProof/>
-        </w:rPr>
-        <w:drawing>
-          <wp:inline distT="0" distB="0" distL="0" distR="0" wp14:anchorId="557776F3" wp14:editId="376CC4E1">
-            <wp:extent cx="5943600" cy="3157855"/>
-            <wp:effectExtent l="0" t="0" r="0" b="4445"/>
-            <wp:docPr id="826464079" name="Picture 1"/>
-            <wp:cNvGraphicFramePr>
-              <a:graphicFrameLocks xmlns:a="http://schemas.openxmlformats.org/drawingml/2006/main" noChangeAspect="1"/>
-            </wp:cNvGraphicFramePr>
-            <a:graphic xmlns:a="http://schemas.openxmlformats.org/drawingml/2006/main">
-              <a:graphicData uri="http://schemas.openxmlformats.org/drawingml/2006/picture">
-                <pic:pic xmlns:pic="http://schemas.openxmlformats.org/drawingml/2006/picture">
-                  <pic:nvPicPr>
-                    <pic:cNvPr id="826464079" name=""/>
-                    <pic:cNvPicPr/>
-                  </pic:nvPicPr>
-                  <pic:blipFill>
-                    <a:blip r:embed="rId11"/>
-                    <a:stretch>
-                      <a:fillRect/>
-                    </a:stretch>
-                  </pic:blipFill>
-                  <pic:spPr>
-                    <a:xfrm>
-                      <a:off x="0" y="0"/>
-                      <a:ext cx="5943600" cy="3157855"/>
-                    </a:xfrm>
-                    <a:prstGeom prst="rect">
-                      <a:avLst/>
-                    </a:prstGeom>
-                  </pic:spPr>
-                </pic:pic>
-              </a:graphicData>
-            </a:graphic>
-          </wp:inline>
-        </w:drawing>
-      </w:r>
-    </w:p>
-    <w:p/>
-    <w:p/>
-    <w:p>
-      <w:pPr>
-        <w:rPr>
-          <w:noProof/>
-        </w:rPr>
-      </w:pPr>
-      <w:r>
-        <w:rPr>
-          <w:noProof/>
-        </w:rPr>
-        <w:lastRenderedPageBreak/>
-        <w:drawing>
-          <wp:inline distT="0" distB="0" distL="0" distR="0" wp14:anchorId="2735CDBC" wp14:editId="43AE158E">
-            <wp:extent cx="5943600" cy="3157855"/>
-            <wp:effectExtent l="0" t="0" r="0" b="4445"/>
-            <wp:docPr id="1685883464" name="Picture 1"/>
-            <wp:cNvGraphicFramePr>
-              <a:graphicFrameLocks xmlns:a="http://schemas.openxmlformats.org/drawingml/2006/main" noChangeAspect="1"/>
-            </wp:cNvGraphicFramePr>
-            <a:graphic xmlns:a="http://schemas.openxmlformats.org/drawingml/2006/main">
-              <a:graphicData uri="http://schemas.openxmlformats.org/drawingml/2006/picture">
-                <pic:pic xmlns:pic="http://schemas.openxmlformats.org/drawingml/2006/picture">
-                  <pic:nvPicPr>
-                    <pic:cNvPr id="1685883464" name=""/>
                     <pic:cNvPicPr/>
                   </pic:nvPicPr>
                   <pic:blipFill>
@@ -886,31 +1024,15 @@
           </wp:inline>
         </w:drawing>
       </w:r>
-    </w:p>
-    <w:p>
-      <w:pPr>
+      <w:r>
         <w:rPr>
           <w:noProof/>
         </w:rPr>
-      </w:pPr>
-    </w:p>
-    <w:p>
-      <w:pPr>
-        <w:rPr>
-          <w:noProof/>
-        </w:rPr>
-      </w:pPr>
-    </w:p>
-    <w:p>
-      <w:r>
-        <w:rPr>
-          <w:noProof/>
-        </w:rPr>
         <w:drawing>
-          <wp:inline distT="0" distB="0" distL="0" distR="0" wp14:anchorId="0E225D66" wp14:editId="61ABE507">
+          <wp:inline distT="0" distB="0" distL="0" distR="0" wp14:anchorId="557776F3" wp14:editId="376CC4E1">
             <wp:extent cx="5943600" cy="3157855"/>
             <wp:effectExtent l="0" t="0" r="0" b="4445"/>
-            <wp:docPr id="909622408" name="Picture 1"/>
+            <wp:docPr id="826464079" name="Picture 1"/>
             <wp:cNvGraphicFramePr>
               <a:graphicFrameLocks xmlns:a="http://schemas.openxmlformats.org/drawingml/2006/main" noChangeAspect="1"/>
             </wp:cNvGraphicFramePr>
@@ -918,53 +1040,7 @@
               <a:graphicData uri="http://schemas.openxmlformats.org/drawingml/2006/picture">
                 <pic:pic xmlns:pic="http://schemas.openxmlformats.org/drawingml/2006/picture">
                   <pic:nvPicPr>
-                    <pic:cNvPr id="909622408" name=""/>
-                    <pic:cNvPicPr/>
-                  </pic:nvPicPr>
-                  <pic:blipFill>
-                    <a:blip r:embed="rId11"/>
-                    <a:stretch>
-                      <a:fillRect/>
-                    </a:stretch>
-                  </pic:blipFill>
-                  <pic:spPr>
-                    <a:xfrm>
-                      <a:off x="0" y="0"/>
-                      <a:ext cx="5943600" cy="3157855"/>
-                    </a:xfrm>
-                    <a:prstGeom prst="rect">
-                      <a:avLst/>
-                    </a:prstGeom>
-                  </pic:spPr>
-                </pic:pic>
-              </a:graphicData>
-            </a:graphic>
-          </wp:inline>
-        </w:drawing>
-      </w:r>
-    </w:p>
-    <w:p/>
-    <w:p/>
-    <w:p/>
-    <w:p>
-      <w:r>
-        <w:rPr>
-          <w:noProof/>
-        </w:rPr>
-        <w:lastRenderedPageBreak/>
-        <w:drawing>
-          <wp:inline distT="0" distB="0" distL="0" distR="0" wp14:anchorId="240DC094" wp14:editId="7E981923">
-            <wp:extent cx="5943600" cy="3157855"/>
-            <wp:effectExtent l="0" t="0" r="0" b="4445"/>
-            <wp:docPr id="1720148448" name="Picture 1"/>
-            <wp:cNvGraphicFramePr>
-              <a:graphicFrameLocks xmlns:a="http://schemas.openxmlformats.org/drawingml/2006/main" noChangeAspect="1"/>
-            </wp:cNvGraphicFramePr>
-            <a:graphic xmlns:a="http://schemas.openxmlformats.org/drawingml/2006/main">
-              <a:graphicData uri="http://schemas.openxmlformats.org/drawingml/2006/picture">
-                <pic:pic xmlns:pic="http://schemas.openxmlformats.org/drawingml/2006/picture">
-                  <pic:nvPicPr>
-                    <pic:cNvPr id="1720148448" name=""/>
+                    <pic:cNvPr id="826464079" name=""/>
                     <pic:cNvPicPr/>
                   </pic:nvPicPr>
                   <pic:blipFill>
@@ -988,15 +1064,25 @@
           </wp:inline>
         </w:drawing>
       </w:r>
-      <w:r>
+    </w:p>
+    <w:p/>
+    <w:p/>
+    <w:p>
+      <w:pPr>
         <w:rPr>
           <w:noProof/>
         </w:rPr>
+      </w:pPr>
+      <w:r>
+        <w:rPr>
+          <w:noProof/>
+        </w:rPr>
+        <w:lastRenderedPageBreak/>
         <w:drawing>
-          <wp:inline distT="0" distB="0" distL="0" distR="0" wp14:anchorId="0AD19D3F" wp14:editId="280C8135">
+          <wp:inline distT="0" distB="0" distL="0" distR="0" wp14:anchorId="2735CDBC" wp14:editId="43AE158E">
             <wp:extent cx="5943600" cy="3157855"/>
             <wp:effectExtent l="0" t="0" r="0" b="4445"/>
-            <wp:docPr id="1535637708" name="Picture 1"/>
+            <wp:docPr id="1685883464" name="Picture 1"/>
             <wp:cNvGraphicFramePr>
               <a:graphicFrameLocks xmlns:a="http://schemas.openxmlformats.org/drawingml/2006/main" noChangeAspect="1"/>
             </wp:cNvGraphicFramePr>
@@ -1004,7 +1090,7 @@
               <a:graphicData uri="http://schemas.openxmlformats.org/drawingml/2006/picture">
                 <pic:pic xmlns:pic="http://schemas.openxmlformats.org/drawingml/2006/picture">
                   <pic:nvPicPr>
-                    <pic:cNvPr id="1535637708" name=""/>
+                    <pic:cNvPr id="1685883464" name=""/>
                     <pic:cNvPicPr/>
                   </pic:nvPicPr>
                   <pic:blipFill>
@@ -1029,22 +1115,30 @@
         </w:drawing>
       </w:r>
     </w:p>
-    <w:p/>
-    <w:p/>
-    <w:p/>
-    <w:p/>
-    <w:p/>
-    <w:p>
-      <w:r>
+    <w:p>
+      <w:pPr>
         <w:rPr>
           <w:noProof/>
         </w:rPr>
-        <w:lastRenderedPageBreak/>
+      </w:pPr>
+    </w:p>
+    <w:p>
+      <w:pPr>
+        <w:rPr>
+          <w:noProof/>
+        </w:rPr>
+      </w:pPr>
+    </w:p>
+    <w:p>
+      <w:r>
+        <w:rPr>
+          <w:noProof/>
+        </w:rPr>
         <w:drawing>
-          <wp:inline distT="0" distB="0" distL="0" distR="0" wp14:anchorId="14AF4831" wp14:editId="6676D33C">
+          <wp:inline distT="0" distB="0" distL="0" distR="0" wp14:anchorId="0E225D66" wp14:editId="61ABE507">
             <wp:extent cx="5943600" cy="3157855"/>
             <wp:effectExtent l="0" t="0" r="0" b="4445"/>
-            <wp:docPr id="1012504425" name="Picture 1"/>
+            <wp:docPr id="909622408" name="Picture 1"/>
             <wp:cNvGraphicFramePr>
               <a:graphicFrameLocks xmlns:a="http://schemas.openxmlformats.org/drawingml/2006/main" noChangeAspect="1"/>
             </wp:cNvGraphicFramePr>
@@ -1052,7 +1146,53 @@
               <a:graphicData uri="http://schemas.openxmlformats.org/drawingml/2006/picture">
                 <pic:pic xmlns:pic="http://schemas.openxmlformats.org/drawingml/2006/picture">
                   <pic:nvPicPr>
-                    <pic:cNvPr id="1012504425" name=""/>
+                    <pic:cNvPr id="909622408" name=""/>
+                    <pic:cNvPicPr/>
+                  </pic:nvPicPr>
+                  <pic:blipFill>
+                    <a:blip r:embed="rId13"/>
+                    <a:stretch>
+                      <a:fillRect/>
+                    </a:stretch>
+                  </pic:blipFill>
+                  <pic:spPr>
+                    <a:xfrm>
+                      <a:off x="0" y="0"/>
+                      <a:ext cx="5943600" cy="3157855"/>
+                    </a:xfrm>
+                    <a:prstGeom prst="rect">
+                      <a:avLst/>
+                    </a:prstGeom>
+                  </pic:spPr>
+                </pic:pic>
+              </a:graphicData>
+            </a:graphic>
+          </wp:inline>
+        </w:drawing>
+      </w:r>
+    </w:p>
+    <w:p/>
+    <w:p/>
+    <w:p/>
+    <w:p>
+      <w:r>
+        <w:rPr>
+          <w:noProof/>
+        </w:rPr>
+        <w:lastRenderedPageBreak/>
+        <w:drawing>
+          <wp:inline distT="0" distB="0" distL="0" distR="0" wp14:anchorId="240DC094" wp14:editId="7E981923">
+            <wp:extent cx="5943600" cy="3157855"/>
+            <wp:effectExtent l="0" t="0" r="0" b="4445"/>
+            <wp:docPr id="1720148448" name="Picture 1"/>
+            <wp:cNvGraphicFramePr>
+              <a:graphicFrameLocks xmlns:a="http://schemas.openxmlformats.org/drawingml/2006/main" noChangeAspect="1"/>
+            </wp:cNvGraphicFramePr>
+            <a:graphic xmlns:a="http://schemas.openxmlformats.org/drawingml/2006/main">
+              <a:graphicData uri="http://schemas.openxmlformats.org/drawingml/2006/picture">
+                <pic:pic xmlns:pic="http://schemas.openxmlformats.org/drawingml/2006/picture">
+                  <pic:nvPicPr>
+                    <pic:cNvPr id="1720148448" name=""/>
                     <pic:cNvPicPr/>
                   </pic:nvPicPr>
                   <pic:blipFill>
@@ -1081,10 +1221,10 @@
           <w:noProof/>
         </w:rPr>
         <w:drawing>
-          <wp:inline distT="0" distB="0" distL="0" distR="0" wp14:anchorId="24BE361D" wp14:editId="1E552C1D">
+          <wp:inline distT="0" distB="0" distL="0" distR="0" wp14:anchorId="0AD19D3F" wp14:editId="280C8135">
             <wp:extent cx="5943600" cy="3157855"/>
             <wp:effectExtent l="0" t="0" r="0" b="4445"/>
-            <wp:docPr id="717612501" name="Picture 1"/>
+            <wp:docPr id="1535637708" name="Picture 1"/>
             <wp:cNvGraphicFramePr>
               <a:graphicFrameLocks xmlns:a="http://schemas.openxmlformats.org/drawingml/2006/main" noChangeAspect="1"/>
             </wp:cNvGraphicFramePr>
@@ -1092,7 +1232,7 @@
               <a:graphicData uri="http://schemas.openxmlformats.org/drawingml/2006/picture">
                 <pic:pic xmlns:pic="http://schemas.openxmlformats.org/drawingml/2006/picture">
                   <pic:nvPicPr>
-                    <pic:cNvPr id="717612501" name=""/>
+                    <pic:cNvPr id="1535637708" name=""/>
                     <pic:cNvPicPr/>
                   </pic:nvPicPr>
                   <pic:blipFill>
@@ -1121,6 +1261,7 @@
     <w:p/>
     <w:p/>
     <w:p/>
+    <w:p/>
     <w:p>
       <w:r>
         <w:rPr>
@@ -1128,10 +1269,10 @@
         </w:rPr>
         <w:lastRenderedPageBreak/>
         <w:drawing>
-          <wp:inline distT="0" distB="0" distL="0" distR="0" wp14:anchorId="59F09506" wp14:editId="2FDF8DB6">
+          <wp:inline distT="0" distB="0" distL="0" distR="0" wp14:anchorId="14AF4831" wp14:editId="6676D33C">
             <wp:extent cx="5943600" cy="3157855"/>
             <wp:effectExtent l="0" t="0" r="0" b="4445"/>
-            <wp:docPr id="690773601" name="Picture 1"/>
+            <wp:docPr id="1012504425" name="Picture 1"/>
             <wp:cNvGraphicFramePr>
               <a:graphicFrameLocks xmlns:a="http://schemas.openxmlformats.org/drawingml/2006/main" noChangeAspect="1"/>
             </wp:cNvGraphicFramePr>
@@ -1139,7 +1280,7 @@
               <a:graphicData uri="http://schemas.openxmlformats.org/drawingml/2006/picture">
                 <pic:pic xmlns:pic="http://schemas.openxmlformats.org/drawingml/2006/picture">
                   <pic:nvPicPr>
-                    <pic:cNvPr id="690773601" name=""/>
+                    <pic:cNvPr id="1012504425" name=""/>
                     <pic:cNvPicPr/>
                   </pic:nvPicPr>
                   <pic:blipFill>
@@ -1163,9 +1304,188 @@
           </wp:inline>
         </w:drawing>
       </w:r>
-    </w:p>
+      <w:r>
+        <w:rPr>
+          <w:noProof/>
+        </w:rPr>
+        <w:drawing>
+          <wp:inline distT="0" distB="0" distL="0" distR="0" wp14:anchorId="24BE361D" wp14:editId="1E552C1D">
+            <wp:extent cx="5943600" cy="3157855"/>
+            <wp:effectExtent l="0" t="0" r="0" b="4445"/>
+            <wp:docPr id="717612501" name="Picture 1"/>
+            <wp:cNvGraphicFramePr>
+              <a:graphicFrameLocks xmlns:a="http://schemas.openxmlformats.org/drawingml/2006/main" noChangeAspect="1"/>
+            </wp:cNvGraphicFramePr>
+            <a:graphic xmlns:a="http://schemas.openxmlformats.org/drawingml/2006/main">
+              <a:graphicData uri="http://schemas.openxmlformats.org/drawingml/2006/picture">
+                <pic:pic xmlns:pic="http://schemas.openxmlformats.org/drawingml/2006/picture">
+                  <pic:nvPicPr>
+                    <pic:cNvPr id="717612501" name=""/>
+                    <pic:cNvPicPr/>
+                  </pic:nvPicPr>
+                  <pic:blipFill>
+                    <a:blip r:embed="rId18"/>
+                    <a:stretch>
+                      <a:fillRect/>
+                    </a:stretch>
+                  </pic:blipFill>
+                  <pic:spPr>
+                    <a:xfrm>
+                      <a:off x="0" y="0"/>
+                      <a:ext cx="5943600" cy="3157855"/>
+                    </a:xfrm>
+                    <a:prstGeom prst="rect">
+                      <a:avLst/>
+                    </a:prstGeom>
+                  </pic:spPr>
+                </pic:pic>
+              </a:graphicData>
+            </a:graphic>
+          </wp:inline>
+        </w:drawing>
+      </w:r>
+    </w:p>
+    <w:p/>
+    <w:p/>
+    <w:p/>
+    <w:p/>
+    <w:p>
+      <w:r>
+        <w:rPr>
+          <w:noProof/>
+        </w:rPr>
+        <w:lastRenderedPageBreak/>
+        <w:drawing>
+          <wp:inline distT="0" distB="0" distL="0" distR="0" wp14:anchorId="59F09506" wp14:editId="2FDF8DB6">
+            <wp:extent cx="5943600" cy="3157855"/>
+            <wp:effectExtent l="0" t="0" r="0" b="4445"/>
+            <wp:docPr id="690773601" name="Picture 1"/>
+            <wp:cNvGraphicFramePr>
+              <a:graphicFrameLocks xmlns:a="http://schemas.openxmlformats.org/drawingml/2006/main" noChangeAspect="1"/>
+            </wp:cNvGraphicFramePr>
+            <a:graphic xmlns:a="http://schemas.openxmlformats.org/drawingml/2006/main">
+              <a:graphicData uri="http://schemas.openxmlformats.org/drawingml/2006/picture">
+                <pic:pic xmlns:pic="http://schemas.openxmlformats.org/drawingml/2006/picture">
+                  <pic:nvPicPr>
+                    <pic:cNvPr id="690773601" name=""/>
+                    <pic:cNvPicPr/>
+                  </pic:nvPicPr>
+                  <pic:blipFill>
+                    <a:blip r:embed="rId19"/>
+                    <a:stretch>
+                      <a:fillRect/>
+                    </a:stretch>
+                  </pic:blipFill>
+                  <pic:spPr>
+                    <a:xfrm>
+                      <a:off x="0" y="0"/>
+                      <a:ext cx="5943600" cy="3157855"/>
+                    </a:xfrm>
+                    <a:prstGeom prst="rect">
+                      <a:avLst/>
+                    </a:prstGeom>
+                  </pic:spPr>
+                </pic:pic>
+              </a:graphicData>
+            </a:graphic>
+          </wp:inline>
+        </w:drawing>
+      </w:r>
+    </w:p>
+    <w:p/>
+    <w:p>
+      <w:r>
+        <w:t xml:space="preserve">Difference between </w:t>
+      </w:r>
+      <w:proofErr w:type="spellStart"/>
+      <w:r>
+        <w:t>Funtional</w:t>
+      </w:r>
+      <w:proofErr w:type="spellEnd"/>
+      <w:r>
+        <w:t xml:space="preserve"> &amp; Class Component?</w:t>
+      </w:r>
+    </w:p>
+    <w:p>
+      <w:r>
+        <w:t xml:space="preserve">Difference between </w:t>
+      </w:r>
+      <w:proofErr w:type="spellStart"/>
+      <w:r>
+        <w:t>statefull</w:t>
+      </w:r>
+      <w:proofErr w:type="spellEnd"/>
+      <w:r>
+        <w:t xml:space="preserve"> &amp; stateless?</w:t>
+      </w:r>
+    </w:p>
+    <w:p>
+      <w:r>
+        <w:t>Difference between props &amp; state?</w:t>
+      </w:r>
+    </w:p>
+    <w:p>
+      <w:proofErr w:type="spellStart"/>
+      <w:r>
+        <w:t>Setstate</w:t>
+      </w:r>
+      <w:proofErr w:type="spellEnd"/>
+      <w:r>
+        <w:t xml:space="preserve"> method?</w:t>
+      </w:r>
+    </w:p>
+    <w:p>
+      <w:r>
+        <w:t>What is virtual DOM?</w:t>
+      </w:r>
+    </w:p>
+    <w:p>
+      <w:r>
+        <w:t>Why HOOKS?</w:t>
+      </w:r>
+    </w:p>
+    <w:p>
+      <w:r>
+        <w:t>To enable features of class component in functional component HOOKS was introduced.</w:t>
+      </w:r>
+    </w:p>
+    <w:p>
+      <w:proofErr w:type="spellStart"/>
+      <w:r>
+        <w:t>useState</w:t>
+      </w:r>
+      <w:proofErr w:type="spellEnd"/>
+    </w:p>
+    <w:p>
+      <w:proofErr w:type="spellStart"/>
+      <w:r>
+        <w:t>useEffect</w:t>
+      </w:r>
+      <w:proofErr w:type="spellEnd"/>
+    </w:p>
+    <w:p>
+      <w:r>
+        <w:t xml:space="preserve">call </w:t>
+      </w:r>
+      <w:proofErr w:type="spellStart"/>
+      <w:r>
+        <w:t>onlyonce</w:t>
+      </w:r>
+      <w:proofErr w:type="spellEnd"/>
+      <w:r>
+        <w:t xml:space="preserve"> = []</w:t>
+      </w:r>
+    </w:p>
+    <w:p>
+      <w:r>
+        <w:t>what is dependency injection?</w:t>
+      </w:r>
+    </w:p>
+    <w:p/>
+    <w:p/>
+    <w:p/>
     <w:sectPr>
-      <w:headerReference w:type="default" r:id="rId18"/>
+      <w:headerReference w:type="default" r:id="rId20"/>
       <w:pgSz w:w="12240" w:h="15840"/>
       <w:pgMar w:top="1440" w:right="1440" w:bottom="1440" w:left="1440" w:header="720" w:footer="720" w:gutter="0"/>
       <w:cols w:space="720"/>
